--- a/QED Course/Lesson 58 From Amplitude to Cross Section.docx
+++ b/QED Course/Lesson 58 From Amplitude to Cross Section.docx
@@ -58,7 +58,7 @@
     </w:p>
     <w:p>
       <w:pPr>
-        <w:pStyle w:val="Heading1"/>
+        <w:pStyle w:val="Heading2"/>
       </w:pPr>
       <w:r>
         <w:t>How to use this lesson</w:t>
@@ -71,7 +71,7 @@
     </w:p>
     <w:p>
       <w:pPr>
-        <w:pStyle w:val="Heading2"/>
+        <w:pStyle w:val="Heading3"/>
       </w:pPr>
       <w:r>
         <w:t>Learning objectives</w:t>
@@ -127,7 +127,7 @@
     </w:p>
     <w:p>
       <w:pPr>
-        <w:pStyle w:val="Heading2"/>
+        <w:pStyle w:val="Heading3"/>
       </w:pPr>
       <w:r>
         <w:t>Notation and conventions</w:t>
@@ -343,7 +343,7 @@
     </w:tbl>
     <w:p>
       <w:pPr>
-        <w:pStyle w:val="Heading1"/>
+        <w:pStyle w:val="Heading2"/>
       </w:pPr>
       <w:r>
         <w:t>1 What remains to be done</w:t>
@@ -351,7 +351,7 @@
     </w:p>
     <w:p>
       <w:pPr>
-        <w:pStyle w:val="Heading2"/>
+        <w:pStyle w:val="Heading3"/>
       </w:pPr>
       <w:r>
         <w:t>1.1 The starting point</w:t>
@@ -638,7 +638,7 @@
     </w:p>
     <w:p>
       <w:pPr>
-        <w:pStyle w:val="Heading2"/>
+        <w:pStyle w:val="Heading3"/>
       </w:pPr>
       <w:r>
         <w:t>1.2 Choosing the center-of-momentum frame</w:t>
@@ -650,10 +650,11 @@
       </w:r>
     </w:p>
     <w:p>
-      <w:pPr>
-        <w:pStyle w:val="Heading3"/>
-      </w:pPr>
       <w:r>
+        <w:rPr>
+          <w:b/>
+          <w:i/>
+        </w:rPr>
         <w:t>Worked example 1</w:t>
       </w:r>
     </w:p>
@@ -664,7 +665,7 @@
     </w:p>
     <w:p>
       <w:pPr>
-        <w:pStyle w:val="Heading1"/>
+        <w:pStyle w:val="Heading2"/>
       </w:pPr>
       <w:r>
         <w:t>2 Removing one integral</w:t>
@@ -672,7 +673,7 @@
     </w:p>
     <w:p>
       <w:pPr>
-        <w:pStyle w:val="Heading2"/>
+        <w:pStyle w:val="Heading3"/>
       </w:pPr>
       <w:r>
         <w:t>2.1 The three-momentum delta function</w:t>
@@ -923,7 +924,7 @@
     </w:p>
     <w:p>
       <w:pPr>
-        <w:pStyle w:val="Heading2"/>
+        <w:pStyle w:val="Heading3"/>
       </w:pPr>
       <w:r>
         <w:t>2.2 What is left</w:t>
@@ -1145,10 +1146,11 @@
       </w:r>
     </w:p>
     <w:p>
-      <w:pPr>
-        <w:pStyle w:val="Heading3"/>
-      </w:pPr>
       <w:r>
+        <w:rPr>
+          <w:b/>
+          <w:i/>
+        </w:rPr>
         <w:t>Worked example 2</w:t>
       </w:r>
     </w:p>
@@ -1159,7 +1161,7 @@
     </w:p>
     <w:p>
       <w:pPr>
-        <w:pStyle w:val="Heading1"/>
+        <w:pStyle w:val="Heading2"/>
       </w:pPr>
       <w:r>
         <w:t>3 A delta function of a function</w:t>
@@ -1167,7 +1169,7 @@
     </w:p>
     <w:p>
       <w:pPr>
-        <w:pStyle w:val="Heading2"/>
+        <w:pStyle w:val="Heading3"/>
       </w:pPr>
       <w:r>
         <w:t>3.1 The general rule</w:t>
@@ -1180,7 +1182,7 @@
     </w:p>
     <w:p>
       <w:pPr>
-        <w:pStyle w:val="Heading2"/>
+        <w:pStyle w:val="Heading3"/>
       </w:pPr>
       <w:r>
         <w:t>3.2 Applying it here</w:t>
@@ -1605,34 +1607,36 @@
               </m:sSubSup>
             </m:num>
             <m:den>
-              <m:r>
-                <m:t xml:space="preserve">|</m:t>
-              </m:r>
-              <m:r>
-                <m:t xml:space="preserve">f′</m:t>
-              </m:r>
               <m:d>
-                <m:dPr/>
+                <m:dPr>
+                  <m:begChr m:val="|"/>
+                  <m:endChr m:val="|"/>
+                </m:dPr>
                 <m:e>
-                  <m:sSub>
+                  <m:r>
+                    <m:t xml:space="preserve">f′</m:t>
+                  </m:r>
+                  <m:d>
+                    <m:dPr/>
                     <m:e>
-                      <m:r>
-                        <m:t xml:space="preserve">p</m:t>
-                      </m:r>
+                      <m:sSub>
+                        <m:e>
+                          <m:r>
+                            <m:t xml:space="preserve">p</m:t>
+                          </m:r>
+                        </m:e>
+                        <m:sub>
+                          <m:r>
+                            <m:t xml:space="preserve">f</m:t>
+                          </m:r>
+                        </m:sub>
+                      </m:sSub>
                     </m:e>
-                    <m:sub>
-                      <m:r>
-                        <m:t xml:space="preserve">f</m:t>
-                      </m:r>
-                    </m:sub>
-                  </m:sSub>
+                  </m:d>
                 </m:e>
               </m:d>
             </m:den>
           </m:f>
-          <m:r>
-            <m:t xml:space="preserve">|</m:t>
-          </m:r>
           <m:r>
             <m:t xml:space="preserve">=</m:t>
           </m:r>
@@ -1688,10 +1692,11 @@
       </m:oMathPara>
     </w:p>
     <w:p>
-      <w:pPr>
-        <w:pStyle w:val="Heading3"/>
-      </w:pPr>
       <w:r>
+        <w:rPr>
+          <w:b/>
+          <w:i/>
+        </w:rPr>
         <w:t>Worked example 3</w:t>
       </w:r>
     </w:p>
@@ -1702,7 +1707,7 @@
     </w:p>
     <w:p>
       <w:pPr>
-        <w:pStyle w:val="Heading1"/>
+        <w:pStyle w:val="Heading2"/>
       </w:pPr>
       <w:r>
         <w:t>4 The flux factor here</w:t>
@@ -1840,10 +1845,11 @@
       </w:r>
     </w:p>
     <w:p>
-      <w:pPr>
-        <w:pStyle w:val="Heading3"/>
-      </w:pPr>
       <w:r>
+        <w:rPr>
+          <w:b/>
+          <w:i/>
+        </w:rPr>
         <w:t>Worked example 4</w:t>
       </w:r>
     </w:p>
@@ -1854,7 +1860,7 @@
     </w:p>
     <w:p>
       <w:pPr>
-        <w:pStyle w:val="Heading1"/>
+        <w:pStyle w:val="Heading2"/>
       </w:pPr>
       <w:r>
         <w:t>5 Assembling the result</w:t>
@@ -1862,7 +1868,7 @@
     </w:p>
     <w:p>
       <w:pPr>
-        <w:pStyle w:val="Heading2"/>
+        <w:pStyle w:val="Heading3"/>
       </w:pPr>
       <w:r>
         <w:t>5.1 The general formula</w:t>
@@ -2274,7 +2280,7 @@
     </w:p>
     <w:p>
       <w:pPr>
-        <w:pStyle w:val="Heading2"/>
+        <w:pStyle w:val="Heading3"/>
       </w:pPr>
       <w:r>
         <w:t>5.2 The elastic case</w:t>
@@ -2366,10 +2372,11 @@
       </w:r>
     </w:p>
     <w:p>
-      <w:pPr>
-        <w:pStyle w:val="Heading3"/>
-      </w:pPr>
       <w:r>
+        <w:rPr>
+          <w:b/>
+          <w:i/>
+        </w:rPr>
         <w:t>Worked example 5</w:t>
       </w:r>
     </w:p>
@@ -2380,7 +2387,7 @@
     </w:p>
     <w:p>
       <w:pPr>
-        <w:pStyle w:val="Heading1"/>
+        <w:pStyle w:val="Heading2"/>
       </w:pPr>
       <w:r>
         <w:t>6 Connections to QED</w:t>
@@ -2396,15 +2403,13 @@
         <w:tblLook w:firstColumn="1" w:firstRow="1" w:lastColumn="0" w:lastRow="0" w:noHBand="0" w:noVBand="1" w:val="04A0"/>
       </w:tblPr>
       <w:tblGrid>
-        <w:gridCol w:w="2448"/>
-        <w:gridCol w:w="2448"/>
-        <w:gridCol w:w="2448"/>
-        <w:gridCol w:w="2448"/>
+        <w:gridCol w:w="3264"/>
+        <w:gridCol w:w="6528"/>
       </w:tblGrid>
       <w:tr>
         <w:tc>
           <w:tcPr>
-            <w:tcW w:type="dxa" w:w="2448"/>
+            <w:tcW w:type="dxa" w:w="3264"/>
             <w:shd w:fill="1F4E78"/>
             <w:vAlign w:val="center"/>
             <w:tcMar>
@@ -2426,7 +2431,7 @@
         </w:tc>
         <w:tc>
           <w:tcPr>
-            <w:tcW w:type="dxa" w:w="2448"/>
+            <w:tcW w:type="dxa" w:w="6528"/>
             <w:shd w:fill="1F4E78"/>
             <w:vAlign w:val="center"/>
             <w:tcMar>
@@ -2446,10 +2451,11 @@
             </w:r>
           </w:p>
         </w:tc>
+      </w:tr>
+      <w:tr>
         <w:tc>
           <w:tcPr>
-            <w:tcW w:type="dxa" w:w="2448"/>
-            <w:shd w:fill="1F4E78"/>
+            <w:tcW w:type="dxa" w:w="3264"/>
             <w:vAlign w:val="center"/>
             <w:tcMar>
               <w:top w:w="100" w:type="dxa"/>
@@ -2460,90 +2466,13 @@
           </w:tcPr>
           <w:p>
             <w:r>
-              <w:rPr>
-                <w:b/>
-                <w:color w:val="FFFFFF"/>
-              </w:rPr>
+              <w:t>dσ/dΩ=(p_f/p_i)|ℳ|²/(64π²s)</w:t>
             </w:r>
           </w:p>
         </w:tc>
         <w:tc>
           <w:tcPr>
-            <w:tcW w:type="dxa" w:w="2448"/>
-            <w:shd w:fill="1F4E78"/>
-            <w:vAlign w:val="center"/>
-            <w:tcMar>
-              <w:top w:w="100" w:type="dxa"/>
-              <w:start w:w="100" w:type="dxa"/>
-              <w:bottom w:w="100" w:type="dxa"/>
-              <w:end w:w="100" w:type="dxa"/>
-            </w:tcMar>
-          </w:tcPr>
-          <w:p>
-            <w:r>
-              <w:rPr>
-                <w:b/>
-                <w:color w:val="FFFFFF"/>
-              </w:rPr>
-            </w:r>
-          </w:p>
-        </w:tc>
-      </w:tr>
-      <w:tr>
-        <w:tc>
-          <w:tcPr>
-            <w:tcW w:type="dxa" w:w="2448"/>
-            <w:vAlign w:val="center"/>
-            <w:tcMar>
-              <w:top w:w="100" w:type="dxa"/>
-              <w:start w:w="100" w:type="dxa"/>
-              <w:bottom w:w="100" w:type="dxa"/>
-              <w:end w:w="100" w:type="dxa"/>
-            </w:tcMar>
-          </w:tcPr>
-          <w:p>
-            <w:r>
-              <w:t>dσ/dΩ=(p_f/p_i)</w:t>
-            </w:r>
-          </w:p>
-        </w:tc>
-        <w:tc>
-          <w:tcPr>
-            <w:tcW w:type="dxa" w:w="2448"/>
-            <w:vAlign w:val="center"/>
-            <w:tcMar>
-              <w:top w:w="100" w:type="dxa"/>
-              <w:start w:w="100" w:type="dxa"/>
-              <w:bottom w:w="100" w:type="dxa"/>
-              <w:end w:w="100" w:type="dxa"/>
-            </w:tcMar>
-          </w:tcPr>
-          <w:p>
-            <w:r>
-              <w:t>ℳ</w:t>
-            </w:r>
-          </w:p>
-        </w:tc>
-        <w:tc>
-          <w:tcPr>
-            <w:tcW w:type="dxa" w:w="2448"/>
-            <w:vAlign w:val="center"/>
-            <w:tcMar>
-              <w:top w:w="100" w:type="dxa"/>
-              <w:start w:w="100" w:type="dxa"/>
-              <w:bottom w:w="100" w:type="dxa"/>
-              <w:end w:w="100" w:type="dxa"/>
-            </w:tcMar>
-          </w:tcPr>
-          <w:p>
-            <w:r>
-              <w:t>²/(64π²s)</w:t>
-            </w:r>
-          </w:p>
-        </w:tc>
-        <w:tc>
-          <w:tcPr>
-            <w:tcW w:type="dxa" w:w="2448"/>
+            <w:tcW w:type="dxa" w:w="6528"/>
             <w:vAlign w:val="center"/>
             <w:tcMar>
               <w:top w:w="100" w:type="dxa"/>
@@ -2562,7 +2491,7 @@
       <w:tr>
         <w:tc>
           <w:tcPr>
-            <w:tcW w:type="dxa" w:w="2448"/>
+            <w:tcW w:type="dxa" w:w="3264"/>
             <w:vAlign w:val="center"/>
             <w:shd w:fill="EAF2F8"/>
             <w:tcMar>
@@ -2574,49 +2503,13 @@
           </w:tcPr>
           <w:p>
             <w:r>
-              <w:t>dσ/dΩ=</w:t>
+              <w:t>dσ/dΩ=|ℳ|²/(64π²s)</w:t>
             </w:r>
           </w:p>
         </w:tc>
         <w:tc>
           <w:tcPr>
-            <w:tcW w:type="dxa" w:w="2448"/>
-            <w:vAlign w:val="center"/>
-            <w:shd w:fill="EAF2F8"/>
-            <w:tcMar>
-              <w:top w:w="100" w:type="dxa"/>
-              <w:start w:w="100" w:type="dxa"/>
-              <w:bottom w:w="100" w:type="dxa"/>
-              <w:end w:w="100" w:type="dxa"/>
-            </w:tcMar>
-          </w:tcPr>
-          <w:p>
-            <w:r>
-              <w:t>ℳ</w:t>
-            </w:r>
-          </w:p>
-        </w:tc>
-        <w:tc>
-          <w:tcPr>
-            <w:tcW w:type="dxa" w:w="2448"/>
-            <w:vAlign w:val="center"/>
-            <w:shd w:fill="EAF2F8"/>
-            <w:tcMar>
-              <w:top w:w="100" w:type="dxa"/>
-              <w:start w:w="100" w:type="dxa"/>
-              <w:bottom w:w="100" w:type="dxa"/>
-              <w:end w:w="100" w:type="dxa"/>
-            </w:tcMar>
-          </w:tcPr>
-          <w:p>
-            <w:r>
-              <w:t>²/(64π²s)</w:t>
-            </w:r>
-          </w:p>
-        </w:tc>
-        <w:tc>
-          <w:tcPr>
-            <w:tcW w:type="dxa" w:w="2448"/>
+            <w:tcW w:type="dxa" w:w="6528"/>
             <w:vAlign w:val="center"/>
             <w:shd w:fill="EAF2F8"/>
             <w:tcMar>
@@ -2636,7 +2529,7 @@
       <w:tr>
         <w:tc>
           <w:tcPr>
-            <w:tcW w:type="dxa" w:w="2448"/>
+            <w:tcW w:type="dxa" w:w="3264"/>
             <w:vAlign w:val="center"/>
             <w:tcMar>
               <w:top w:w="100" w:type="dxa"/>
@@ -2653,7 +2546,7 @@
         </w:tc>
         <w:tc>
           <w:tcPr>
-            <w:tcW w:type="dxa" w:w="2448"/>
+            <w:tcW w:type="dxa" w:w="6528"/>
             <w:vAlign w:val="center"/>
             <w:tcMar>
               <w:top w:w="100" w:type="dxa"/>
@@ -2668,37 +2561,11 @@
             </w:r>
           </w:p>
         </w:tc>
-        <w:tc>
-          <w:tcPr>
-            <w:tcW w:type="dxa" w:w="2448"/>
-            <w:vAlign w:val="center"/>
-            <w:tcMar>
-              <w:top w:w="100" w:type="dxa"/>
-              <w:start w:w="100" w:type="dxa"/>
-              <w:bottom w:w="100" w:type="dxa"/>
-              <w:end w:w="100" w:type="dxa"/>
-            </w:tcMar>
-          </w:tcPr>
-          <w:p/>
-        </w:tc>
-        <w:tc>
-          <w:tcPr>
-            <w:tcW w:type="dxa" w:w="2448"/>
-            <w:vAlign w:val="center"/>
-            <w:tcMar>
-              <w:top w:w="100" w:type="dxa"/>
-              <w:start w:w="100" w:type="dxa"/>
-              <w:bottom w:w="100" w:type="dxa"/>
-              <w:end w:w="100" w:type="dxa"/>
-            </w:tcMar>
-          </w:tcPr>
-          <w:p/>
-        </w:tc>
       </w:tr>
       <w:tr>
         <w:tc>
           <w:tcPr>
-            <w:tcW w:type="dxa" w:w="2448"/>
+            <w:tcW w:type="dxa" w:w="3264"/>
             <w:vAlign w:val="center"/>
             <w:shd w:fill="EAF2F8"/>
             <w:tcMar>
@@ -2716,7 +2583,7 @@
         </w:tc>
         <w:tc>
           <w:tcPr>
-            <w:tcW w:type="dxa" w:w="2448"/>
+            <w:tcW w:type="dxa" w:w="6528"/>
             <w:vAlign w:val="center"/>
             <w:shd w:fill="EAF2F8"/>
             <w:tcMar>
@@ -2732,34 +2599,6 @@
             </w:r>
           </w:p>
         </w:tc>
-        <w:tc>
-          <w:tcPr>
-            <w:tcW w:type="dxa" w:w="2448"/>
-            <w:vAlign w:val="center"/>
-            <w:shd w:fill="EAF2F8"/>
-            <w:tcMar>
-              <w:top w:w="100" w:type="dxa"/>
-              <w:start w:w="100" w:type="dxa"/>
-              <w:bottom w:w="100" w:type="dxa"/>
-              <w:end w:w="100" w:type="dxa"/>
-            </w:tcMar>
-          </w:tcPr>
-          <w:p/>
-        </w:tc>
-        <w:tc>
-          <w:tcPr>
-            <w:tcW w:type="dxa" w:w="2448"/>
-            <w:vAlign w:val="center"/>
-            <w:shd w:fill="EAF2F8"/>
-            <w:tcMar>
-              <w:top w:w="100" w:type="dxa"/>
-              <w:start w:w="100" w:type="dxa"/>
-              <w:bottom w:w="100" w:type="dxa"/>
-              <w:end w:w="100" w:type="dxa"/>
-            </w:tcMar>
-          </w:tcPr>
-          <w:p/>
-        </w:tc>
       </w:tr>
     </w:tbl>
     <w:p>
@@ -2769,7 +2608,7 @@
     </w:p>
     <w:p>
       <w:pPr>
-        <w:pStyle w:val="Heading1"/>
+        <w:pStyle w:val="Heading2"/>
       </w:pPr>
       <w:r>
         <w:t>7 Summary</w:t>
@@ -2837,7 +2676,7 @@
     </w:p>
     <w:p>
       <w:pPr>
-        <w:pStyle w:val="Heading1"/>
+        <w:pStyle w:val="Heading2"/>
       </w:pPr>
       <w:r>
         <w:t>Exercises</w:t>
@@ -3497,7 +3336,7 @@
     </w:tbl>
     <w:p>
       <w:pPr>
-        <w:pStyle w:val="Heading1"/>
+        <w:pStyle w:val="Heading2"/>
       </w:pPr>
       <w:r>
         <w:t>Solutions</w:t>
@@ -3729,7 +3568,7 @@
     </w:p>
     <w:p>
       <w:pPr>
-        <w:pStyle w:val="Heading1"/>
+        <w:pStyle w:val="Heading2"/>
       </w:pPr>
       <w:r>
         <w:t>Mastery checklist</w:t>
@@ -3777,7 +3616,7 @@
     </w:p>
     <w:p>
       <w:pPr>
-        <w:pStyle w:val="Heading1"/>
+        <w:pStyle w:val="Heading2"/>
       </w:pPr>
       <w:r>
         <w:t>Next lesson</w:t>
